--- a/lab1/23-NTU-CS-1136(lab1).docx
+++ b/lab1/23-NTU-CS-1136(lab1).docx
@@ -4,15 +4,1122 @@
   <w:body>
     <w:p>
       <w:pPr>
+        <w:ind w:left="2503"/>
+        <w:rPr>
+          <w:rFonts w:ascii="Times New Roman" w:hAnsi="Times New Roman" w:cs="Times New Roman"/>
+          <w:sz w:val="24"/>
+          <w:szCs w:val="24"/>
+        </w:rPr>
+      </w:pPr>
+      <w:r>
+        <w:rPr>
+          <w:rFonts w:ascii="Times New Roman" w:hAnsi="Times New Roman" w:cs="Times New Roman"/>
+          <w:noProof/>
+          <w:sz w:val="24"/>
+          <w:szCs w:val="24"/>
+        </w:rPr>
+        <w:drawing>
+          <wp:inline distT="0" distB="0" distL="0" distR="0" wp14:anchorId="220D55E9" wp14:editId="74A581D1">
+            <wp:extent cx="2235200" cy="2146300"/>
+            <wp:effectExtent l="0" t="0" r="0" b="6350"/>
+            <wp:docPr id="11" name="Picture 11"/>
+            <wp:cNvGraphicFramePr>
+              <a:graphicFrameLocks xmlns:a="http://schemas.openxmlformats.org/drawingml/2006/main" noChangeAspect="1"/>
+            </wp:cNvGraphicFramePr>
+            <a:graphic xmlns:a="http://schemas.openxmlformats.org/drawingml/2006/main">
+              <a:graphicData uri="http://schemas.openxmlformats.org/drawingml/2006/picture">
+                <pic:pic xmlns:pic="http://schemas.openxmlformats.org/drawingml/2006/picture">
+                  <pic:nvPicPr>
+                    <pic:cNvPr id="0" name="image1.jpeg"/>
+                    <pic:cNvPicPr>
+                      <a:picLocks noChangeAspect="1" noChangeArrowheads="1"/>
+                    </pic:cNvPicPr>
+                  </pic:nvPicPr>
+                  <pic:blipFill>
+                    <a:blip r:embed="rId5">
+                      <a:extLst>
+                        <a:ext uri="{28A0092B-C50C-407E-A947-70E740481C1C}">
+                          <a14:useLocalDpi xmlns:a14="http://schemas.microsoft.com/office/drawing/2010/main" val="0"/>
+                        </a:ext>
+                      </a:extLst>
+                    </a:blip>
+                    <a:srcRect/>
+                    <a:stretch>
+                      <a:fillRect/>
+                    </a:stretch>
+                  </pic:blipFill>
+                  <pic:spPr bwMode="auto">
+                    <a:xfrm>
+                      <a:off x="0" y="0"/>
+                      <a:ext cx="2235200" cy="2146300"/>
+                    </a:xfrm>
+                    <a:prstGeom prst="rect">
+                      <a:avLst/>
+                    </a:prstGeom>
+                    <a:noFill/>
+                    <a:ln>
+                      <a:noFill/>
+                    </a:ln>
+                  </pic:spPr>
+                </pic:pic>
+              </a:graphicData>
+            </a:graphic>
+          </wp:inline>
+        </w:drawing>
+      </w:r>
+      <w:r>
+        <w:rPr>
+          <w:rFonts w:ascii="Times New Roman" w:hAnsi="Times New Roman" w:cs="Times New Roman"/>
+          <w:sz w:val="24"/>
+          <w:szCs w:val="24"/>
+        </w:rPr>
+        <w:t xml:space="preserve">         </w:t>
+      </w:r>
+    </w:p>
+    <w:p>
+      <w:pPr>
+        <w:pStyle w:val="Title"/>
+        <w:rPr>
+          <w:rFonts w:ascii="Times New Roman" w:hAnsi="Times New Roman" w:cs="Times New Roman"/>
+          <w:sz w:val="24"/>
+          <w:szCs w:val="24"/>
+        </w:rPr>
+      </w:pPr>
+      <w:r>
+        <w:rPr>
+          <w:rFonts w:ascii="Times New Roman" w:hAnsi="Times New Roman" w:cs="Times New Roman"/>
+          <w:sz w:val="24"/>
+          <w:szCs w:val="24"/>
+        </w:rPr>
+        <w:t xml:space="preserve">             </w:t>
+      </w:r>
+      <w:r>
+        <w:rPr>
+          <w:rFonts w:ascii="Times New Roman" w:hAnsi="Times New Roman" w:cs="Times New Roman"/>
+          <w:sz w:val="24"/>
+          <w:szCs w:val="24"/>
+          <w:lang w:val="en-US"/>
+        </w:rPr>
+        <w:t xml:space="preserve">                                                      </w:t>
+      </w:r>
+      <w:r>
+        <w:rPr>
+          <w:rFonts w:ascii="Times New Roman" w:hAnsi="Times New Roman" w:cs="Times New Roman"/>
+          <w:sz w:val="24"/>
+          <w:szCs w:val="24"/>
+        </w:rPr>
+        <w:t>National</w:t>
+      </w:r>
+      <w:r>
+        <w:rPr>
+          <w:rFonts w:ascii="Times New Roman" w:hAnsi="Times New Roman" w:cs="Times New Roman"/>
+          <w:spacing w:val="-1"/>
+          <w:sz w:val="24"/>
+          <w:szCs w:val="24"/>
+        </w:rPr>
+        <w:t xml:space="preserve"> </w:t>
+      </w:r>
+      <w:r>
+        <w:rPr>
+          <w:rFonts w:ascii="Times New Roman" w:hAnsi="Times New Roman" w:cs="Times New Roman"/>
+          <w:sz w:val="24"/>
+          <w:szCs w:val="24"/>
+        </w:rPr>
+        <w:t>Textile University</w:t>
+      </w:r>
+    </w:p>
+    <w:p>
+      <w:pPr>
+        <w:spacing w:before="227"/>
+        <w:ind w:left="92" w:right="96"/>
+        <w:jc w:val="center"/>
+        <w:rPr>
+          <w:rFonts w:ascii="Times New Roman" w:hAnsi="Times New Roman" w:cs="Times New Roman"/>
+          <w:b/>
+          <w:sz w:val="24"/>
+          <w:szCs w:val="24"/>
+        </w:rPr>
+      </w:pPr>
+      <w:r>
+        <w:rPr>
+          <w:rFonts w:ascii="Times New Roman" w:hAnsi="Times New Roman" w:cs="Times New Roman"/>
+          <w:b/>
+          <w:sz w:val="24"/>
+          <w:szCs w:val="24"/>
+        </w:rPr>
+        <w:t>Department</w:t>
+      </w:r>
+      <w:r>
+        <w:rPr>
+          <w:rFonts w:ascii="Times New Roman" w:hAnsi="Times New Roman" w:cs="Times New Roman"/>
+          <w:b/>
+          <w:spacing w:val="-2"/>
+          <w:sz w:val="24"/>
+          <w:szCs w:val="24"/>
+        </w:rPr>
+        <w:t xml:space="preserve"> </w:t>
+      </w:r>
+      <w:r>
+        <w:rPr>
+          <w:rFonts w:ascii="Times New Roman" w:hAnsi="Times New Roman" w:cs="Times New Roman"/>
+          <w:b/>
+          <w:sz w:val="24"/>
+          <w:szCs w:val="24"/>
+        </w:rPr>
+        <w:t>of</w:t>
+      </w:r>
+      <w:r>
+        <w:rPr>
+          <w:rFonts w:ascii="Times New Roman" w:hAnsi="Times New Roman" w:cs="Times New Roman"/>
+          <w:b/>
+          <w:spacing w:val="-1"/>
+          <w:sz w:val="24"/>
+          <w:szCs w:val="24"/>
+        </w:rPr>
+        <w:t xml:space="preserve"> </w:t>
+      </w:r>
+      <w:r>
+        <w:rPr>
+          <w:rFonts w:ascii="Times New Roman" w:hAnsi="Times New Roman" w:cs="Times New Roman"/>
+          <w:b/>
+          <w:sz w:val="24"/>
+          <w:szCs w:val="24"/>
+        </w:rPr>
+        <w:t>Computer</w:t>
+      </w:r>
+      <w:r>
+        <w:rPr>
+          <w:rFonts w:ascii="Times New Roman" w:hAnsi="Times New Roman" w:cs="Times New Roman"/>
+          <w:b/>
+          <w:spacing w:val="-4"/>
+          <w:sz w:val="24"/>
+          <w:szCs w:val="24"/>
+        </w:rPr>
+        <w:t xml:space="preserve"> </w:t>
+      </w:r>
+      <w:r>
+        <w:rPr>
+          <w:rFonts w:ascii="Times New Roman" w:hAnsi="Times New Roman" w:cs="Times New Roman"/>
+          <w:b/>
+          <w:sz w:val="24"/>
+          <w:szCs w:val="24"/>
+        </w:rPr>
+        <w:t>Science</w:t>
+      </w:r>
+    </w:p>
+    <w:p>
+      <w:pPr>
+        <w:pStyle w:val="BodyText"/>
+        <w:ind w:left="95" w:right="93"/>
+        <w:jc w:val="center"/>
+        <w:rPr>
+          <w:rFonts w:ascii="Times New Roman" w:hAnsi="Times New Roman" w:cs="Times New Roman"/>
+          <w:sz w:val="24"/>
+          <w:szCs w:val="24"/>
+        </w:rPr>
+      </w:pPr>
+      <w:r>
+        <w:rPr>
+          <w:rFonts w:ascii="Times New Roman" w:hAnsi="Times New Roman" w:cs="Times New Roman"/>
+          <w:sz w:val="24"/>
+          <w:szCs w:val="24"/>
+        </w:rPr>
+        <w:t xml:space="preserve">Subject: </w:t>
+      </w:r>
+      <w:r>
+        <w:rPr>
+          <w:rFonts w:ascii="Times New Roman" w:hAnsi="Times New Roman" w:cs="Times New Roman"/>
+          <w:sz w:val="24"/>
+          <w:szCs w:val="24"/>
+        </w:rPr>
+        <w:t>Mobile Application Development</w:t>
+      </w:r>
+    </w:p>
+    <w:p>
+      <w:pPr>
+        <w:spacing w:before="2"/>
+        <w:jc w:val="center"/>
+        <w:rPr>
+          <w:rFonts w:ascii="Times New Roman" w:hAnsi="Times New Roman" w:cs="Times New Roman"/>
+          <w:sz w:val="24"/>
+          <w:szCs w:val="24"/>
+        </w:rPr>
+      </w:pPr>
+      <w:r>
+        <w:rPr>
+          <w:noProof/>
+        </w:rPr>
+        <mc:AlternateContent>
+          <mc:Choice Requires="wps">
+            <w:drawing>
+              <wp:anchor distT="0" distB="0" distL="0" distR="0" simplePos="0" relativeHeight="251659264" behindDoc="1" locked="0" layoutInCell="1" allowOverlap="1" wp14:anchorId="0C721548" wp14:editId="0FA7236E">
+                <wp:simplePos x="0" y="0"/>
+                <wp:positionH relativeFrom="page">
+                  <wp:posOffset>2446655</wp:posOffset>
+                </wp:positionH>
+                <wp:positionV relativeFrom="paragraph">
+                  <wp:posOffset>119380</wp:posOffset>
+                </wp:positionV>
+                <wp:extent cx="2668270" cy="1270"/>
+                <wp:effectExtent l="0" t="0" r="0" b="0"/>
+                <wp:wrapTopAndBottom/>
+                <wp:docPr id="292355228" name="Freeform: Shape 292355228"/>
+                <wp:cNvGraphicFramePr>
+                  <a:graphicFrameLocks xmlns:a="http://schemas.openxmlformats.org/drawingml/2006/main"/>
+                </wp:cNvGraphicFramePr>
+                <a:graphic xmlns:a="http://schemas.openxmlformats.org/drawingml/2006/main">
+                  <a:graphicData uri="http://schemas.microsoft.com/office/word/2010/wordprocessingShape">
+                    <wps:wsp>
+                      <wps:cNvSpPr>
+                        <a:spLocks/>
+                      </wps:cNvSpPr>
+                      <wps:spPr bwMode="auto">
+                        <a:xfrm>
+                          <a:off x="0" y="0"/>
+                          <a:ext cx="2668270" cy="1270"/>
+                        </a:xfrm>
+                        <a:custGeom>
+                          <a:avLst/>
+                          <a:gdLst>
+                            <a:gd name="T0" fmla="+- 0 3853 3853"/>
+                            <a:gd name="T1" fmla="*/ T0 w 4202"/>
+                            <a:gd name="T2" fmla="+- 0 8054 3853"/>
+                            <a:gd name="T3" fmla="*/ T2 w 4202"/>
+                          </a:gdLst>
+                          <a:ahLst/>
+                          <a:cxnLst>
+                            <a:cxn ang="0">
+                              <a:pos x="T1" y="0"/>
+                            </a:cxn>
+                            <a:cxn ang="0">
+                              <a:pos x="T3" y="0"/>
+                            </a:cxn>
+                          </a:cxnLst>
+                          <a:rect l="0" t="0" r="r" b="b"/>
+                          <a:pathLst>
+                            <a:path w="4202">
+                              <a:moveTo>
+                                <a:pt x="0" y="0"/>
+                              </a:moveTo>
+                              <a:lnTo>
+                                <a:pt x="4201" y="0"/>
+                              </a:lnTo>
+                            </a:path>
+                          </a:pathLst>
+                        </a:custGeom>
+                        <a:noFill/>
+                        <a:ln w="10180">
+                          <a:solidFill>
+                            <a:srgbClr val="000000"/>
+                          </a:solidFill>
+                          <a:round/>
+                          <a:headEnd/>
+                          <a:tailEnd/>
+                        </a:ln>
+                        <a:extLst>
+                          <a:ext uri="{909E8E84-426E-40DD-AFC4-6F175D3DCCD1}">
+                            <a14:hiddenFill xmlns:a14="http://schemas.microsoft.com/office/drawing/2010/main">
+                              <a:solidFill>
+                                <a:srgbClr val="FFFFFF"/>
+                              </a:solidFill>
+                            </a14:hiddenFill>
+                          </a:ext>
+                        </a:extLst>
+                      </wps:spPr>
+                      <wps:bodyPr rot="0" vertOverflow="clip" horzOverflow="clip" vert="horz" wrap="square" lIns="91440" tIns="45720" rIns="91440" bIns="45720" anchor="t" anchorCtr="0" upright="1">
+                        <a:noAutofit/>
+                      </wps:bodyPr>
+                    </wps:wsp>
+                  </a:graphicData>
+                </a:graphic>
+                <wp14:sizeRelH relativeFrom="page">
+                  <wp14:pctWidth>0</wp14:pctWidth>
+                </wp14:sizeRelH>
+                <wp14:sizeRelV relativeFrom="page">
+                  <wp14:pctHeight>0</wp14:pctHeight>
+                </wp14:sizeRelV>
+              </wp:anchor>
+            </w:drawing>
+          </mc:Choice>
+          <mc:Fallback>
+            <w:pict>
+              <v:shape w14:anchorId="564B40D6" id="Freeform: Shape 292355228" o:spid="_x0000_s1026" style="position:absolute;margin-left:192.65pt;margin-top:9.4pt;width:210.1pt;height:.1pt;z-index:-251657216;visibility:visible;mso-wrap-style:square;mso-width-percent:0;mso-height-percent:0;mso-wrap-distance-left:0;mso-wrap-distance-top:0;mso-wrap-distance-right:0;mso-wrap-distance-bottom:0;mso-position-horizontal:absolute;mso-position-horizontal-relative:page;mso-position-vertical:absolute;mso-position-vertical-relative:text;mso-width-percent:0;mso-height-percent:0;mso-width-relative:page;mso-height-relative:page;v-text-anchor:top" coordsize="4202,1270" o:gfxdata="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" path="m,l4201,e" filled="f" strokeweight=".28278mm">
+                <v:path arrowok="t" o:connecttype="custom" o:connectlocs="0,0;2667635,0" o:connectangles="0,0"/>
+                <w10:wrap type="topAndBottom" anchorx="page"/>
+              </v:shape>
+            </w:pict>
+          </mc:Fallback>
+        </mc:AlternateContent>
+      </w:r>
+    </w:p>
+    <w:p>
+      <w:pPr>
+        <w:pStyle w:val="BodyText"/>
+        <w:spacing w:before="84"/>
+        <w:ind w:right="94"/>
+        <w:jc w:val="center"/>
+        <w:rPr>
+          <w:rFonts w:ascii="Times New Roman" w:hAnsi="Times New Roman" w:cs="Times New Roman"/>
+          <w:sz w:val="24"/>
+          <w:szCs w:val="24"/>
+        </w:rPr>
+      </w:pPr>
+      <w:r>
+        <w:rPr>
+          <w:rFonts w:ascii="Times New Roman" w:hAnsi="Times New Roman" w:cs="Times New Roman"/>
+          <w:sz w:val="24"/>
+          <w:szCs w:val="24"/>
+        </w:rPr>
+        <w:t>Submitted</w:t>
+      </w:r>
+      <w:r>
+        <w:rPr>
+          <w:rFonts w:ascii="Times New Roman" w:hAnsi="Times New Roman" w:cs="Times New Roman"/>
+          <w:spacing w:val="-1"/>
+          <w:sz w:val="24"/>
+          <w:szCs w:val="24"/>
+        </w:rPr>
+        <w:t xml:space="preserve"> </w:t>
+      </w:r>
+      <w:r>
+        <w:rPr>
+          <w:rFonts w:ascii="Times New Roman" w:hAnsi="Times New Roman" w:cs="Times New Roman"/>
+          <w:sz w:val="24"/>
+          <w:szCs w:val="24"/>
+        </w:rPr>
+        <w:t xml:space="preserve">to: </w:t>
+      </w:r>
+      <w:r>
+        <w:rPr>
+          <w:rFonts w:ascii="Times New Roman" w:hAnsi="Times New Roman" w:cs="Times New Roman"/>
+          <w:sz w:val="24"/>
+          <w:szCs w:val="24"/>
+        </w:rPr>
+        <w:t xml:space="preserve">Sir </w:t>
+      </w:r>
+      <w:proofErr w:type="spellStart"/>
+      <w:r>
+        <w:rPr>
+          <w:rFonts w:ascii="Times New Roman" w:hAnsi="Times New Roman" w:cs="Times New Roman"/>
+          <w:sz w:val="24"/>
+          <w:szCs w:val="24"/>
+        </w:rPr>
+        <w:t>Rehan</w:t>
+      </w:r>
+      <w:proofErr w:type="spellEnd"/>
+    </w:p>
+    <w:p>
+      <w:pPr>
+        <w:rPr>
+          <w:rFonts w:ascii="Times New Roman" w:hAnsi="Times New Roman" w:cs="Times New Roman"/>
+          <w:sz w:val="24"/>
+          <w:szCs w:val="24"/>
+        </w:rPr>
+      </w:pPr>
+    </w:p>
+    <w:p>
+      <w:pPr>
+        <w:spacing w:before="2"/>
+        <w:jc w:val="center"/>
+        <w:rPr>
+          <w:rFonts w:ascii="Times New Roman" w:hAnsi="Times New Roman" w:cs="Times New Roman"/>
+          <w:sz w:val="24"/>
+          <w:szCs w:val="24"/>
+        </w:rPr>
+      </w:pPr>
+      <w:r>
+        <w:rPr>
+          <w:noProof/>
+        </w:rPr>
+        <mc:AlternateContent>
+          <mc:Choice Requires="wps">
+            <w:drawing>
+              <wp:anchor distT="0" distB="0" distL="0" distR="0" simplePos="0" relativeHeight="251660288" behindDoc="1" locked="0" layoutInCell="1" allowOverlap="1" wp14:anchorId="1A06F640" wp14:editId="1821AD13">
+                <wp:simplePos x="0" y="0"/>
+                <wp:positionH relativeFrom="page">
+                  <wp:posOffset>2446655</wp:posOffset>
+                </wp:positionH>
+                <wp:positionV relativeFrom="paragraph">
+                  <wp:posOffset>119380</wp:posOffset>
+                </wp:positionV>
+                <wp:extent cx="2667635" cy="1270"/>
+                <wp:effectExtent l="0" t="0" r="0" b="0"/>
+                <wp:wrapTopAndBottom/>
+                <wp:docPr id="1091137638" name="Freeform: Shape 1091137638"/>
+                <wp:cNvGraphicFramePr>
+                  <a:graphicFrameLocks xmlns:a="http://schemas.openxmlformats.org/drawingml/2006/main"/>
+                </wp:cNvGraphicFramePr>
+                <a:graphic xmlns:a="http://schemas.openxmlformats.org/drawingml/2006/main">
+                  <a:graphicData uri="http://schemas.microsoft.com/office/word/2010/wordprocessingShape">
+                    <wps:wsp>
+                      <wps:cNvSpPr>
+                        <a:spLocks/>
+                      </wps:cNvSpPr>
+                      <wps:spPr bwMode="auto">
+                        <a:xfrm>
+                          <a:off x="0" y="0"/>
+                          <a:ext cx="2667635" cy="1270"/>
+                        </a:xfrm>
+                        <a:custGeom>
+                          <a:avLst/>
+                          <a:gdLst>
+                            <a:gd name="T0" fmla="+- 0 3853 3853"/>
+                            <a:gd name="T1" fmla="*/ T0 w 4201"/>
+                            <a:gd name="T2" fmla="+- 0 8053 3853"/>
+                            <a:gd name="T3" fmla="*/ T2 w 4201"/>
+                          </a:gdLst>
+                          <a:ahLst/>
+                          <a:cxnLst>
+                            <a:cxn ang="0">
+                              <a:pos x="T1" y="0"/>
+                            </a:cxn>
+                            <a:cxn ang="0">
+                              <a:pos x="T3" y="0"/>
+                            </a:cxn>
+                          </a:cxnLst>
+                          <a:rect l="0" t="0" r="r" b="b"/>
+                          <a:pathLst>
+                            <a:path w="4201">
+                              <a:moveTo>
+                                <a:pt x="0" y="0"/>
+                              </a:moveTo>
+                              <a:lnTo>
+                                <a:pt x="4200" y="0"/>
+                              </a:lnTo>
+                            </a:path>
+                          </a:pathLst>
+                        </a:custGeom>
+                        <a:noFill/>
+                        <a:ln w="10180">
+                          <a:solidFill>
+                            <a:srgbClr val="000000"/>
+                          </a:solidFill>
+                          <a:round/>
+                          <a:headEnd/>
+                          <a:tailEnd/>
+                        </a:ln>
+                        <a:extLst>
+                          <a:ext uri="{909E8E84-426E-40DD-AFC4-6F175D3DCCD1}">
+                            <a14:hiddenFill xmlns:a14="http://schemas.microsoft.com/office/drawing/2010/main">
+                              <a:solidFill>
+                                <a:srgbClr val="FFFFFF"/>
+                              </a:solidFill>
+                            </a14:hiddenFill>
+                          </a:ext>
+                        </a:extLst>
+                      </wps:spPr>
+                      <wps:bodyPr rot="0" vertOverflow="clip" horzOverflow="clip" vert="horz" wrap="square" lIns="91440" tIns="45720" rIns="91440" bIns="45720" anchor="t" anchorCtr="0" upright="1">
+                        <a:noAutofit/>
+                      </wps:bodyPr>
+                    </wps:wsp>
+                  </a:graphicData>
+                </a:graphic>
+                <wp14:sizeRelH relativeFrom="page">
+                  <wp14:pctWidth>0</wp14:pctWidth>
+                </wp14:sizeRelH>
+                <wp14:sizeRelV relativeFrom="page">
+                  <wp14:pctHeight>0</wp14:pctHeight>
+                </wp14:sizeRelV>
+              </wp:anchor>
+            </w:drawing>
+          </mc:Choice>
+          <mc:Fallback>
+            <w:pict>
+              <v:shape w14:anchorId="0D0809F3" id="Freeform: Shape 1091137638" o:spid="_x0000_s1026" style="position:absolute;margin-left:192.65pt;margin-top:9.4pt;width:210.05pt;height:.1pt;z-index:-251656192;visibility:visible;mso-wrap-style:square;mso-width-percent:0;mso-height-percent:0;mso-wrap-distance-left:0;mso-wrap-distance-top:0;mso-wrap-distance-right:0;mso-wrap-distance-bottom:0;mso-position-horizontal:absolute;mso-position-horizontal-relative:page;mso-position-vertical:absolute;mso-position-vertical-relative:text;mso-width-percent:0;mso-height-percent:0;mso-width-relative:page;mso-height-relative:page;v-text-anchor:top" coordsize="4201,1270" o:gfxdata="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" path="m,l4200,e" filled="f" strokeweight=".28278mm">
+                <v:path arrowok="t" o:connecttype="custom" o:connectlocs="0,0;2667000,0" o:connectangles="0,0"/>
+                <w10:wrap type="topAndBottom" anchorx="page"/>
+              </v:shape>
+            </w:pict>
+          </mc:Fallback>
+        </mc:AlternateContent>
+      </w:r>
+    </w:p>
+    <w:p>
+      <w:pPr>
+        <w:pStyle w:val="BodyText"/>
+        <w:spacing w:before="84"/>
+        <w:ind w:right="95"/>
+        <w:jc w:val="center"/>
+        <w:rPr>
+          <w:rFonts w:ascii="Times New Roman" w:hAnsi="Times New Roman" w:cs="Times New Roman"/>
+          <w:sz w:val="24"/>
+          <w:szCs w:val="24"/>
+        </w:rPr>
+      </w:pPr>
+      <w:r>
+        <w:rPr>
+          <w:rFonts w:ascii="Times New Roman" w:hAnsi="Times New Roman" w:cs="Times New Roman"/>
+          <w:sz w:val="24"/>
+          <w:szCs w:val="24"/>
+        </w:rPr>
+        <w:t>Submitted</w:t>
+      </w:r>
+      <w:r>
+        <w:rPr>
+          <w:rFonts w:ascii="Times New Roman" w:hAnsi="Times New Roman" w:cs="Times New Roman"/>
+          <w:spacing w:val="-1"/>
+          <w:sz w:val="24"/>
+          <w:szCs w:val="24"/>
+        </w:rPr>
+        <w:t xml:space="preserve"> </w:t>
+      </w:r>
+      <w:r>
+        <w:rPr>
+          <w:rFonts w:ascii="Times New Roman" w:hAnsi="Times New Roman" w:cs="Times New Roman"/>
+          <w:sz w:val="24"/>
+          <w:szCs w:val="24"/>
+        </w:rPr>
+        <w:t>by: Amina</w:t>
+      </w:r>
+    </w:p>
+    <w:p>
+      <w:pPr>
+        <w:spacing w:before="2"/>
+        <w:jc w:val="center"/>
+        <w:rPr>
+          <w:rFonts w:ascii="Times New Roman" w:hAnsi="Times New Roman" w:cs="Times New Roman"/>
+          <w:sz w:val="24"/>
+          <w:szCs w:val="24"/>
+        </w:rPr>
+      </w:pPr>
+      <w:r>
+        <w:rPr>
+          <w:noProof/>
+        </w:rPr>
+        <mc:AlternateContent>
+          <mc:Choice Requires="wps">
+            <w:drawing>
+              <wp:anchor distT="0" distB="0" distL="0" distR="0" simplePos="0" relativeHeight="251661312" behindDoc="1" locked="0" layoutInCell="1" allowOverlap="1" wp14:anchorId="5EF971BD" wp14:editId="228D5693">
+                <wp:simplePos x="0" y="0"/>
+                <wp:positionH relativeFrom="page">
+                  <wp:posOffset>2446655</wp:posOffset>
+                </wp:positionH>
+                <wp:positionV relativeFrom="paragraph">
+                  <wp:posOffset>118745</wp:posOffset>
+                </wp:positionV>
+                <wp:extent cx="2668270" cy="1270"/>
+                <wp:effectExtent l="0" t="0" r="0" b="0"/>
+                <wp:wrapTopAndBottom/>
+                <wp:docPr id="976405842" name="Freeform: Shape 976405842"/>
+                <wp:cNvGraphicFramePr>
+                  <a:graphicFrameLocks xmlns:a="http://schemas.openxmlformats.org/drawingml/2006/main"/>
+                </wp:cNvGraphicFramePr>
+                <a:graphic xmlns:a="http://schemas.openxmlformats.org/drawingml/2006/main">
+                  <a:graphicData uri="http://schemas.microsoft.com/office/word/2010/wordprocessingShape">
+                    <wps:wsp>
+                      <wps:cNvSpPr>
+                        <a:spLocks/>
+                      </wps:cNvSpPr>
+                      <wps:spPr bwMode="auto">
+                        <a:xfrm>
+                          <a:off x="0" y="0"/>
+                          <a:ext cx="2668270" cy="1270"/>
+                        </a:xfrm>
+                        <a:custGeom>
+                          <a:avLst/>
+                          <a:gdLst>
+                            <a:gd name="T0" fmla="+- 0 3853 3853"/>
+                            <a:gd name="T1" fmla="*/ T0 w 4202"/>
+                            <a:gd name="T2" fmla="+- 0 8054 3853"/>
+                            <a:gd name="T3" fmla="*/ T2 w 4202"/>
+                          </a:gdLst>
+                          <a:ahLst/>
+                          <a:cxnLst>
+                            <a:cxn ang="0">
+                              <a:pos x="T1" y="0"/>
+                            </a:cxn>
+                            <a:cxn ang="0">
+                              <a:pos x="T3" y="0"/>
+                            </a:cxn>
+                          </a:cxnLst>
+                          <a:rect l="0" t="0" r="r" b="b"/>
+                          <a:pathLst>
+                            <a:path w="4202">
+                              <a:moveTo>
+                                <a:pt x="0" y="0"/>
+                              </a:moveTo>
+                              <a:lnTo>
+                                <a:pt x="4201" y="0"/>
+                              </a:lnTo>
+                            </a:path>
+                          </a:pathLst>
+                        </a:custGeom>
+                        <a:noFill/>
+                        <a:ln w="10180">
+                          <a:solidFill>
+                            <a:srgbClr val="000000"/>
+                          </a:solidFill>
+                          <a:round/>
+                          <a:headEnd/>
+                          <a:tailEnd/>
+                        </a:ln>
+                        <a:extLst>
+                          <a:ext uri="{909E8E84-426E-40DD-AFC4-6F175D3DCCD1}">
+                            <a14:hiddenFill xmlns:a14="http://schemas.microsoft.com/office/drawing/2010/main">
+                              <a:solidFill>
+                                <a:srgbClr val="FFFFFF"/>
+                              </a:solidFill>
+                            </a14:hiddenFill>
+                          </a:ext>
+                        </a:extLst>
+                      </wps:spPr>
+                      <wps:bodyPr rot="0" vertOverflow="clip" horzOverflow="clip" vert="horz" wrap="square" lIns="91440" tIns="45720" rIns="91440" bIns="45720" anchor="t" anchorCtr="0" upright="1">
+                        <a:noAutofit/>
+                      </wps:bodyPr>
+                    </wps:wsp>
+                  </a:graphicData>
+                </a:graphic>
+                <wp14:sizeRelH relativeFrom="page">
+                  <wp14:pctWidth>0</wp14:pctWidth>
+                </wp14:sizeRelH>
+                <wp14:sizeRelV relativeFrom="page">
+                  <wp14:pctHeight>0</wp14:pctHeight>
+                </wp14:sizeRelV>
+              </wp:anchor>
+            </w:drawing>
+          </mc:Choice>
+          <mc:Fallback>
+            <w:pict>
+              <v:shape w14:anchorId="2C782B47" id="Freeform: Shape 976405842" o:spid="_x0000_s1026" style="position:absolute;margin-left:192.65pt;margin-top:9.35pt;width:210.1pt;height:.1pt;z-index:-251655168;visibility:visible;mso-wrap-style:square;mso-width-percent:0;mso-height-percent:0;mso-wrap-distance-left:0;mso-wrap-distance-top:0;mso-wrap-distance-right:0;mso-wrap-distance-bottom:0;mso-position-horizontal:absolute;mso-position-horizontal-relative:page;mso-position-vertical:absolute;mso-position-vertical-relative:text;mso-width-percent:0;mso-height-percent:0;mso-width-relative:page;mso-height-relative:page;v-text-anchor:top" coordsize="4202,1270" o:gfxdata="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" path="m,l4201,e" filled="f" strokeweight=".28278mm">
+                <v:path arrowok="t" o:connecttype="custom" o:connectlocs="0,0;2667635,0" o:connectangles="0,0"/>
+                <w10:wrap type="topAndBottom" anchorx="page"/>
+              </v:shape>
+            </w:pict>
+          </mc:Fallback>
+        </mc:AlternateContent>
+      </w:r>
+    </w:p>
+    <w:p>
+      <w:pPr>
+        <w:pStyle w:val="BodyText"/>
+        <w:spacing w:before="84"/>
+        <w:ind w:right="95"/>
+        <w:jc w:val="center"/>
+        <w:rPr>
+          <w:rFonts w:ascii="Times New Roman" w:hAnsi="Times New Roman" w:cs="Times New Roman"/>
+          <w:sz w:val="24"/>
+          <w:szCs w:val="24"/>
+        </w:rPr>
+      </w:pPr>
+      <w:r>
+        <w:rPr>
+          <w:rFonts w:ascii="Times New Roman" w:hAnsi="Times New Roman" w:cs="Times New Roman"/>
+          <w:sz w:val="24"/>
+          <w:szCs w:val="24"/>
+        </w:rPr>
+        <w:t>Reg. number: 23-NTU-CS-1136</w:t>
+      </w:r>
+    </w:p>
+    <w:p>
+      <w:pPr>
+        <w:jc w:val="center"/>
+        <w:rPr>
+          <w:rFonts w:ascii="Times New Roman" w:hAnsi="Times New Roman" w:cs="Times New Roman"/>
+          <w:sz w:val="24"/>
+          <w:szCs w:val="24"/>
+        </w:rPr>
+      </w:pPr>
+    </w:p>
+    <w:p>
+      <w:pPr>
+        <w:spacing w:before="2"/>
+        <w:rPr>
+          <w:rFonts w:ascii="Times New Roman" w:hAnsi="Times New Roman" w:cs="Times New Roman"/>
+          <w:sz w:val="24"/>
+          <w:szCs w:val="24"/>
+        </w:rPr>
+      </w:pPr>
+      <w:r>
+        <w:rPr>
+          <w:noProof/>
+        </w:rPr>
+        <mc:AlternateContent>
+          <mc:Choice Requires="wps">
+            <w:drawing>
+              <wp:anchor distT="0" distB="0" distL="0" distR="0" simplePos="0" relativeHeight="251662336" behindDoc="1" locked="0" layoutInCell="1" allowOverlap="1" wp14:anchorId="233F02FF" wp14:editId="4362AFF4">
+                <wp:simplePos x="0" y="0"/>
+                <wp:positionH relativeFrom="page">
+                  <wp:posOffset>2446655</wp:posOffset>
+                </wp:positionH>
+                <wp:positionV relativeFrom="paragraph">
+                  <wp:posOffset>118745</wp:posOffset>
+                </wp:positionV>
+                <wp:extent cx="2668270" cy="1270"/>
+                <wp:effectExtent l="0" t="0" r="0" b="0"/>
+                <wp:wrapTopAndBottom/>
+                <wp:docPr id="371885895" name="Freeform: Shape 371885895"/>
+                <wp:cNvGraphicFramePr>
+                  <a:graphicFrameLocks xmlns:a="http://schemas.openxmlformats.org/drawingml/2006/main"/>
+                </wp:cNvGraphicFramePr>
+                <a:graphic xmlns:a="http://schemas.openxmlformats.org/drawingml/2006/main">
+                  <a:graphicData uri="http://schemas.microsoft.com/office/word/2010/wordprocessingShape">
+                    <wps:wsp>
+                      <wps:cNvSpPr>
+                        <a:spLocks/>
+                      </wps:cNvSpPr>
+                      <wps:spPr bwMode="auto">
+                        <a:xfrm>
+                          <a:off x="0" y="0"/>
+                          <a:ext cx="2668270" cy="1270"/>
+                        </a:xfrm>
+                        <a:custGeom>
+                          <a:avLst/>
+                          <a:gdLst>
+                            <a:gd name="T0" fmla="+- 0 3853 3853"/>
+                            <a:gd name="T1" fmla="*/ T0 w 4202"/>
+                            <a:gd name="T2" fmla="+- 0 8054 3853"/>
+                            <a:gd name="T3" fmla="*/ T2 w 4202"/>
+                          </a:gdLst>
+                          <a:ahLst/>
+                          <a:cxnLst>
+                            <a:cxn ang="0">
+                              <a:pos x="T1" y="0"/>
+                            </a:cxn>
+                            <a:cxn ang="0">
+                              <a:pos x="T3" y="0"/>
+                            </a:cxn>
+                          </a:cxnLst>
+                          <a:rect l="0" t="0" r="r" b="b"/>
+                          <a:pathLst>
+                            <a:path w="4202">
+                              <a:moveTo>
+                                <a:pt x="0" y="0"/>
+                              </a:moveTo>
+                              <a:lnTo>
+                                <a:pt x="4201" y="0"/>
+                              </a:lnTo>
+                            </a:path>
+                          </a:pathLst>
+                        </a:custGeom>
+                        <a:noFill/>
+                        <a:ln w="10180">
+                          <a:solidFill>
+                            <a:srgbClr val="000000"/>
+                          </a:solidFill>
+                          <a:round/>
+                          <a:headEnd/>
+                          <a:tailEnd/>
+                        </a:ln>
+                        <a:extLst>
+                          <a:ext uri="{909E8E84-426E-40DD-AFC4-6F175D3DCCD1}">
+                            <a14:hiddenFill xmlns:a14="http://schemas.microsoft.com/office/drawing/2010/main">
+                              <a:solidFill>
+                                <a:srgbClr val="FFFFFF"/>
+                              </a:solidFill>
+                            </a14:hiddenFill>
+                          </a:ext>
+                        </a:extLst>
+                      </wps:spPr>
+                      <wps:bodyPr rot="0" vertOverflow="clip" horzOverflow="clip" vert="horz" wrap="square" lIns="91440" tIns="45720" rIns="91440" bIns="45720" anchor="t" anchorCtr="0" upright="1">
+                        <a:noAutofit/>
+                      </wps:bodyPr>
+                    </wps:wsp>
+                  </a:graphicData>
+                </a:graphic>
+                <wp14:sizeRelH relativeFrom="page">
+                  <wp14:pctWidth>0</wp14:pctWidth>
+                </wp14:sizeRelH>
+                <wp14:sizeRelV relativeFrom="page">
+                  <wp14:pctHeight>0</wp14:pctHeight>
+                </wp14:sizeRelV>
+              </wp:anchor>
+            </w:drawing>
+          </mc:Choice>
+          <mc:Fallback>
+            <w:pict>
+              <v:shape w14:anchorId="7866569F" id="Freeform: Shape 371885895" o:spid="_x0000_s1026" style="position:absolute;margin-left:192.65pt;margin-top:9.35pt;width:210.1pt;height:.1pt;z-index:-251654144;visibility:visible;mso-wrap-style:square;mso-width-percent:0;mso-height-percent:0;mso-wrap-distance-left:0;mso-wrap-distance-top:0;mso-wrap-distance-right:0;mso-wrap-distance-bottom:0;mso-position-horizontal:absolute;mso-position-horizontal-relative:page;mso-position-vertical:absolute;mso-position-vertical-relative:text;mso-width-percent:0;mso-height-percent:0;mso-width-relative:page;mso-height-relative:page;v-text-anchor:top" coordsize="4202,1270" o:gfxdata="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" path="m,l4201,e" filled="f" strokeweight=".28278mm">
+                <v:path arrowok="t" o:connecttype="custom" o:connectlocs="0,0;2667635,0" o:connectangles="0,0"/>
+                <w10:wrap type="topAndBottom" anchorx="page"/>
+              </v:shape>
+            </w:pict>
+          </mc:Fallback>
+        </mc:AlternateContent>
+      </w:r>
+    </w:p>
+    <w:p>
+      <w:pPr>
+        <w:pStyle w:val="BodyText"/>
+        <w:spacing w:before="84"/>
+        <w:ind w:right="95"/>
+        <w:jc w:val="center"/>
+        <w:rPr>
+          <w:rFonts w:ascii="Times New Roman" w:hAnsi="Times New Roman" w:cs="Times New Roman"/>
+          <w:sz w:val="24"/>
+          <w:szCs w:val="24"/>
+        </w:rPr>
+      </w:pPr>
+      <w:r>
+        <w:rPr>
+          <w:rFonts w:ascii="Times New Roman" w:hAnsi="Times New Roman" w:cs="Times New Roman"/>
+          <w:sz w:val="24"/>
+          <w:szCs w:val="24"/>
+        </w:rPr>
+        <w:t>Lab no.: Lab1</w:t>
+      </w:r>
+    </w:p>
+    <w:p>
+      <w:pPr>
+        <w:pStyle w:val="BodyText"/>
+        <w:spacing w:before="84"/>
+        <w:ind w:right="95"/>
+        <w:jc w:val="center"/>
+        <w:rPr>
+          <w:rFonts w:ascii="Times New Roman" w:hAnsi="Times New Roman" w:cs="Times New Roman"/>
+          <w:sz w:val="24"/>
+          <w:szCs w:val="24"/>
+        </w:rPr>
+      </w:pPr>
+    </w:p>
+    <w:p>
+      <w:pPr>
+        <w:spacing w:before="2"/>
+        <w:rPr>
+          <w:rFonts w:ascii="Times New Roman" w:hAnsi="Times New Roman" w:cs="Times New Roman"/>
+          <w:sz w:val="24"/>
+          <w:szCs w:val="24"/>
+        </w:rPr>
+      </w:pPr>
+      <w:r>
+        <w:rPr>
+          <w:noProof/>
+        </w:rPr>
+        <mc:AlternateContent>
+          <mc:Choice Requires="wps">
+            <w:drawing>
+              <wp:anchor distT="0" distB="0" distL="0" distR="0" simplePos="0" relativeHeight="251663360" behindDoc="1" locked="0" layoutInCell="1" allowOverlap="1" wp14:anchorId="3C04E9C6" wp14:editId="23892B5F">
+                <wp:simplePos x="0" y="0"/>
+                <wp:positionH relativeFrom="page">
+                  <wp:posOffset>2446655</wp:posOffset>
+                </wp:positionH>
+                <wp:positionV relativeFrom="paragraph">
+                  <wp:posOffset>118745</wp:posOffset>
+                </wp:positionV>
+                <wp:extent cx="2668270" cy="1270"/>
+                <wp:effectExtent l="0" t="0" r="0" b="0"/>
+                <wp:wrapTopAndBottom/>
+                <wp:docPr id="1248350829" name="Freeform: Shape 1248350829"/>
+                <wp:cNvGraphicFramePr>
+                  <a:graphicFrameLocks xmlns:a="http://schemas.openxmlformats.org/drawingml/2006/main"/>
+                </wp:cNvGraphicFramePr>
+                <a:graphic xmlns:a="http://schemas.openxmlformats.org/drawingml/2006/main">
+                  <a:graphicData uri="http://schemas.microsoft.com/office/word/2010/wordprocessingShape">
+                    <wps:wsp>
+                      <wps:cNvSpPr>
+                        <a:spLocks/>
+                      </wps:cNvSpPr>
+                      <wps:spPr bwMode="auto">
+                        <a:xfrm>
+                          <a:off x="0" y="0"/>
+                          <a:ext cx="2668270" cy="1270"/>
+                        </a:xfrm>
+                        <a:custGeom>
+                          <a:avLst/>
+                          <a:gdLst>
+                            <a:gd name="T0" fmla="+- 0 3853 3853"/>
+                            <a:gd name="T1" fmla="*/ T0 w 4202"/>
+                            <a:gd name="T2" fmla="+- 0 8054 3853"/>
+                            <a:gd name="T3" fmla="*/ T2 w 4202"/>
+                          </a:gdLst>
+                          <a:ahLst/>
+                          <a:cxnLst>
+                            <a:cxn ang="0">
+                              <a:pos x="T1" y="0"/>
+                            </a:cxn>
+                            <a:cxn ang="0">
+                              <a:pos x="T3" y="0"/>
+                            </a:cxn>
+                          </a:cxnLst>
+                          <a:rect l="0" t="0" r="r" b="b"/>
+                          <a:pathLst>
+                            <a:path w="4202">
+                              <a:moveTo>
+                                <a:pt x="0" y="0"/>
+                              </a:moveTo>
+                              <a:lnTo>
+                                <a:pt x="4201" y="0"/>
+                              </a:lnTo>
+                            </a:path>
+                          </a:pathLst>
+                        </a:custGeom>
+                        <a:noFill/>
+                        <a:ln w="10180">
+                          <a:solidFill>
+                            <a:srgbClr val="000000"/>
+                          </a:solidFill>
+                          <a:prstDash val="solid"/>
+                          <a:round/>
+                          <a:headEnd/>
+                          <a:tailEnd/>
+                        </a:ln>
+                        <a:extLst>
+                          <a:ext uri="{909E8E84-426E-40DD-AFC4-6F175D3DCCD1}">
+                            <a14:hiddenFill xmlns:a14="http://schemas.microsoft.com/office/drawing/2010/main">
+                              <a:solidFill>
+                                <a:srgbClr val="FFFFFF"/>
+                              </a:solidFill>
+                            </a14:hiddenFill>
+                          </a:ext>
+                        </a:extLst>
+                      </wps:spPr>
+                      <wps:bodyPr rot="0" vertOverflow="clip" horzOverflow="clip" vert="horz" wrap="square" lIns="91440" tIns="45720" rIns="91440" bIns="45720" anchor="t" anchorCtr="0" upright="1">
+                        <a:noAutofit/>
+                      </wps:bodyPr>
+                    </wps:wsp>
+                  </a:graphicData>
+                </a:graphic>
+                <wp14:sizeRelH relativeFrom="page">
+                  <wp14:pctWidth>0</wp14:pctWidth>
+                </wp14:sizeRelH>
+                <wp14:sizeRelV relativeFrom="page">
+                  <wp14:pctHeight>0</wp14:pctHeight>
+                </wp14:sizeRelV>
+              </wp:anchor>
+            </w:drawing>
+          </mc:Choice>
+          <mc:Fallback>
+            <w:pict>
+              <v:shape w14:anchorId="1759011D" id="Freeform: Shape 1248350829" o:spid="_x0000_s1026" style="position:absolute;margin-left:192.65pt;margin-top:9.35pt;width:210.1pt;height:.1pt;z-index:-251653120;visibility:visible;mso-wrap-style:square;mso-width-percent:0;mso-height-percent:0;mso-wrap-distance-left:0;mso-wrap-distance-top:0;mso-wrap-distance-right:0;mso-wrap-distance-bottom:0;mso-position-horizontal:absolute;mso-position-horizontal-relative:page;mso-position-vertical:absolute;mso-position-vertical-relative:text;mso-width-percent:0;mso-height-percent:0;mso-width-relative:page;mso-height-relative:page;v-text-anchor:top" coordsize="4202,1270" o:gfxdata="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" path="m,l4201,e" filled="f" strokeweight=".28278mm">
+                <v:path arrowok="t" o:connecttype="custom" o:connectlocs="0,0;2667635,0" o:connectangles="0,0"/>
+                <w10:wrap type="topAndBottom" anchorx="page"/>
+              </v:shape>
+            </w:pict>
+          </mc:Fallback>
+        </mc:AlternateContent>
+      </w:r>
+      <w:r>
+        <w:rPr>
+          <w:rFonts w:ascii="Times New Roman" w:hAnsi="Times New Roman" w:cs="Times New Roman"/>
+          <w:sz w:val="24"/>
+          <w:szCs w:val="24"/>
+          <w:lang w:val="en-US"/>
+        </w:rPr>
+        <w:t xml:space="preserve"> </w:t>
+      </w:r>
+      <w:r>
+        <w:rPr>
+          <w:rFonts w:ascii="Times New Roman" w:hAnsi="Times New Roman" w:cs="Times New Roman"/>
+          <w:sz w:val="24"/>
+          <w:szCs w:val="24"/>
+          <w:lang w:val="en-US"/>
+        </w:rPr>
+        <w:tab/>
+      </w:r>
+      <w:r>
+        <w:rPr>
+          <w:rFonts w:ascii="Times New Roman" w:hAnsi="Times New Roman" w:cs="Times New Roman"/>
+          <w:sz w:val="24"/>
+          <w:szCs w:val="24"/>
+          <w:lang w:val="en-US"/>
+        </w:rPr>
+        <w:tab/>
+      </w:r>
+      <w:r>
+        <w:rPr>
+          <w:rFonts w:ascii="Times New Roman" w:hAnsi="Times New Roman" w:cs="Times New Roman"/>
+          <w:sz w:val="24"/>
+          <w:szCs w:val="24"/>
+          <w:lang w:val="en-US"/>
+        </w:rPr>
+        <w:tab/>
+      </w:r>
+      <w:r>
+        <w:rPr>
+          <w:rFonts w:ascii="Times New Roman" w:hAnsi="Times New Roman" w:cs="Times New Roman"/>
+          <w:sz w:val="24"/>
+          <w:szCs w:val="24"/>
+          <w:lang w:val="en-US"/>
+        </w:rPr>
+        <w:tab/>
+      </w:r>
+      <w:r>
+        <w:rPr>
+          <w:rFonts w:ascii="Times New Roman" w:hAnsi="Times New Roman" w:cs="Times New Roman"/>
+          <w:sz w:val="24"/>
+          <w:szCs w:val="24"/>
+          <w:lang w:val="en-US"/>
+        </w:rPr>
+        <w:tab/>
+        <w:t xml:space="preserve">  </w:t>
+      </w:r>
+      <w:r>
+        <w:rPr>
+          <w:rFonts w:ascii="Times New Roman" w:hAnsi="Times New Roman" w:cs="Times New Roman"/>
+          <w:sz w:val="24"/>
+          <w:szCs w:val="24"/>
+        </w:rPr>
+        <w:t>Semester:</w:t>
+      </w:r>
+      <w:r>
+        <w:rPr>
+          <w:rFonts w:ascii="Times New Roman" w:hAnsi="Times New Roman" w:cs="Times New Roman"/>
+          <w:sz w:val="24"/>
+          <w:szCs w:val="24"/>
+          <w:lang w:val="en-US"/>
+        </w:rPr>
+        <w:t xml:space="preserve"> </w:t>
+      </w:r>
+      <w:r>
+        <w:rPr>
+          <w:rFonts w:ascii="Times New Roman" w:hAnsi="Times New Roman" w:cs="Times New Roman"/>
+          <w:sz w:val="24"/>
+          <w:szCs w:val="24"/>
+          <w:lang w:val="en-US"/>
+        </w:rPr>
+        <w:t>6</w:t>
+      </w:r>
+      <w:r>
+        <w:rPr>
+          <w:rFonts w:ascii="Times New Roman" w:hAnsi="Times New Roman" w:cs="Times New Roman"/>
+          <w:sz w:val="24"/>
+          <w:szCs w:val="24"/>
+          <w:lang w:val="en-US"/>
+        </w:rPr>
+        <w:t xml:space="preserve"> </w:t>
+      </w:r>
+      <w:proofErr w:type="spellStart"/>
+      <w:r>
+        <w:rPr>
+          <w:rFonts w:ascii="Times New Roman" w:hAnsi="Times New Roman" w:cs="Times New Roman"/>
+          <w:sz w:val="24"/>
+          <w:szCs w:val="24"/>
+        </w:rPr>
+        <w:t>th</w:t>
+      </w:r>
+      <w:proofErr w:type="spellEnd"/>
+    </w:p>
+    <w:p>
+      <w:pPr>
+        <w:spacing w:before="2"/>
+        <w:rPr>
+          <w:rFonts w:ascii="Times New Roman" w:hAnsi="Times New Roman" w:cs="Times New Roman"/>
+          <w:sz w:val="24"/>
+          <w:szCs w:val="24"/>
+        </w:rPr>
+      </w:pPr>
+    </w:p>
+    <w:p>
+      <w:pPr>
         <w:spacing w:after="93"/>
         <w:ind w:left="1001"/>
         <w:jc w:val="center"/>
-      </w:pPr>
-      <w:r>
         <w:rPr>
           <w:b/>
           <w:sz w:val="44"/>
         </w:rPr>
+      </w:pPr>
+    </w:p>
+    <w:p>
+      <w:pPr>
+        <w:spacing w:after="93"/>
+        <w:ind w:left="1001"/>
+        <w:jc w:val="center"/>
+      </w:pPr>
+      <w:r>
+        <w:rPr>
+          <w:b/>
+          <w:sz w:val="44"/>
+        </w:rPr>
+        <w:lastRenderedPageBreak/>
         <w:t xml:space="preserve">Lab Plan – 1 </w:t>
       </w:r>
     </w:p>
@@ -64,7 +1171,11 @@
         <w:spacing w:after="1"/>
       </w:pPr>
       <w:r>
-        <w:t>Shortcut key</w:t>
+        <w:t xml:space="preserve">Shortcut </w:t>
+      </w:r>
+      <w:proofErr w:type="gramStart"/>
+      <w:r>
+        <w:t>key</w:t>
       </w:r>
       <w:r>
         <w:rPr>
@@ -79,18 +1190,28 @@
         </w:rPr>
         <w:t>→</w:t>
       </w:r>
+      <w:proofErr w:type="gramEnd"/>
       <w:r>
         <w:rPr>
           <w:b w:val="0"/>
         </w:rPr>
         <w:t xml:space="preserve"> </w:t>
       </w:r>
+      <w:proofErr w:type="spellStart"/>
       <w:r>
         <w:rPr>
           <w:b w:val="0"/>
           <w:color w:val="FF0000"/>
         </w:rPr>
-        <w:t xml:space="preserve">Ctrl+shift+p </w:t>
+        <w:t>Ctrl+shift+p</w:t>
+      </w:r>
+      <w:proofErr w:type="spellEnd"/>
+      <w:r>
+        <w:rPr>
+          <w:b w:val="0"/>
+          <w:color w:val="FF0000"/>
+        </w:rPr>
+        <w:t xml:space="preserve"> </w:t>
       </w:r>
     </w:p>
     <w:p>
@@ -121,6 +1242,7 @@
         </w:rPr>
         <w:t>Create a Stateless Widget (</w:t>
       </w:r>
+      <w:proofErr w:type="spellStart"/>
       <w:r>
         <w:rPr>
           <w:b/>
@@ -128,11 +1250,26 @@
         </w:rPr>
         <w:t>stle</w:t>
       </w:r>
-      <w:r>
-        <w:rPr>
-          <w:sz w:val="28"/>
-        </w:rPr>
-        <w:t xml:space="preserve">) and Add AppBar to your Project.  </w:t>
+      <w:proofErr w:type="spellEnd"/>
+      <w:r>
+        <w:rPr>
+          <w:sz w:val="28"/>
+        </w:rPr>
+        <w:t xml:space="preserve">) and Add </w:t>
+      </w:r>
+      <w:proofErr w:type="spellStart"/>
+      <w:r>
+        <w:rPr>
+          <w:sz w:val="28"/>
+        </w:rPr>
+        <w:t>AppBar</w:t>
+      </w:r>
+      <w:proofErr w:type="spellEnd"/>
+      <w:r>
+        <w:rPr>
+          <w:sz w:val="28"/>
+        </w:rPr>
+        <w:t xml:space="preserve"> to your Project.  </w:t>
       </w:r>
     </w:p>
     <w:p>
@@ -170,7 +1307,7 @@
                     <pic:cNvPicPr/>
                   </pic:nvPicPr>
                   <pic:blipFill>
-                    <a:blip r:embed="rId5"/>
+                    <a:blip r:embed="rId6"/>
                     <a:stretch>
                       <a:fillRect/>
                     </a:stretch>
@@ -234,7 +1371,35 @@
         <w:rPr>
           <w:sz w:val="28"/>
         </w:rPr>
-        <w:t xml:space="preserve">Change the color of the Appbar.  </w:t>
+        <w:t xml:space="preserve">Change the </w:t>
+      </w:r>
+      <w:proofErr w:type="spellStart"/>
+      <w:r>
+        <w:rPr>
+          <w:sz w:val="28"/>
+        </w:rPr>
+        <w:t>color</w:t>
+      </w:r>
+      <w:proofErr w:type="spellEnd"/>
+      <w:r>
+        <w:rPr>
+          <w:sz w:val="28"/>
+        </w:rPr>
+        <w:t xml:space="preserve"> of the </w:t>
+      </w:r>
+      <w:proofErr w:type="spellStart"/>
+      <w:r>
+        <w:rPr>
+          <w:sz w:val="28"/>
+        </w:rPr>
+        <w:t>Appbar</w:t>
+      </w:r>
+      <w:proofErr w:type="spellEnd"/>
+      <w:r>
+        <w:rPr>
+          <w:sz w:val="28"/>
+        </w:rPr>
+        <w:t xml:space="preserve">.  </w:t>
       </w:r>
     </w:p>
     <w:p>
@@ -250,7 +1415,35 @@
         <w:rPr>
           <w:sz w:val="28"/>
         </w:rPr>
-        <w:t xml:space="preserve">Align the Text on the Appbar at center.  </w:t>
+        <w:t xml:space="preserve">Align the Text on the </w:t>
+      </w:r>
+      <w:proofErr w:type="spellStart"/>
+      <w:r>
+        <w:rPr>
+          <w:sz w:val="28"/>
+        </w:rPr>
+        <w:t>Appbar</w:t>
+      </w:r>
+      <w:proofErr w:type="spellEnd"/>
+      <w:r>
+        <w:rPr>
+          <w:sz w:val="28"/>
+        </w:rPr>
+        <w:t xml:space="preserve"> at </w:t>
+      </w:r>
+      <w:proofErr w:type="spellStart"/>
+      <w:r>
+        <w:rPr>
+          <w:sz w:val="28"/>
+        </w:rPr>
+        <w:t>center</w:t>
+      </w:r>
+      <w:proofErr w:type="spellEnd"/>
+      <w:r>
+        <w:rPr>
+          <w:sz w:val="28"/>
+        </w:rPr>
+        <w:t xml:space="preserve">.  </w:t>
       </w:r>
     </w:p>
     <w:p>
@@ -266,7 +1459,21 @@
         <w:rPr>
           <w:sz w:val="28"/>
         </w:rPr>
-        <w:t xml:space="preserve">Add you name at the center of the screen. </w:t>
+        <w:t xml:space="preserve">Add you name at the </w:t>
+      </w:r>
+      <w:proofErr w:type="spellStart"/>
+      <w:r>
+        <w:rPr>
+          <w:sz w:val="28"/>
+        </w:rPr>
+        <w:t>center</w:t>
+      </w:r>
+      <w:proofErr w:type="spellEnd"/>
+      <w:r>
+        <w:rPr>
+          <w:sz w:val="28"/>
+        </w:rPr>
+        <w:t xml:space="preserve"> of the screen. </w:t>
       </w:r>
     </w:p>
     <w:p>
@@ -297,7 +1504,7 @@
                     </pic:cNvPicPr>
                   </pic:nvPicPr>
                   <pic:blipFill>
-                    <a:blip r:embed="rId6">
+                    <a:blip r:embed="rId7">
                       <a:extLst>
                         <a:ext uri="{28A0092B-C50C-407E-A947-70E740481C1C}">
                           <a14:useLocalDpi xmlns:a14="http://schemas.microsoft.com/office/drawing/2010/main" val="0"/>
@@ -352,6 +1559,7 @@
       </w:r>
       <w:r>
         <w:rPr>
+          <w:noProof/>
           <w:sz w:val="28"/>
         </w:rPr>
         <w:drawing>
@@ -370,7 +1578,7 @@
                     <pic:cNvPicPr/>
                   </pic:nvPicPr>
                   <pic:blipFill>
-                    <a:blip r:embed="rId7"/>
+                    <a:blip r:embed="rId8"/>
                     <a:stretch>
                       <a:fillRect/>
                     </a:stretch>
@@ -415,7 +1623,7 @@
                     <pic:cNvPicPr/>
                   </pic:nvPicPr>
                   <pic:blipFill>
-                    <a:blip r:embed="rId8"/>
+                    <a:blip r:embed="rId9"/>
                     <a:stretch>
                       <a:fillRect/>
                     </a:stretch>
@@ -460,10 +1668,7 @@
         <w:t xml:space="preserve">Note: </w:t>
       </w:r>
       <w:r>
-        <w:t xml:space="preserve">If you are not adding the Material App Design </w:t>
-      </w:r>
-      <w:r>
-        <w:t xml:space="preserve"> </w:t>
+        <w:t xml:space="preserve">If you are not adding the Material App Design  </w:t>
       </w:r>
     </w:p>
     <w:p>
@@ -490,7 +1695,7 @@
                     <pic:cNvPicPr/>
                   </pic:nvPicPr>
                   <pic:blipFill>
-                    <a:blip r:embed="rId9"/>
+                    <a:blip r:embed="rId10"/>
                     <a:stretch>
                       <a:fillRect/>
                     </a:stretch>
@@ -645,7 +1850,7 @@
                     </pic:cNvPicPr>
                   </pic:nvPicPr>
                   <pic:blipFill>
-                    <a:blip r:embed="rId10">
+                    <a:blip r:embed="rId11">
                       <a:extLst>
                         <a:ext uri="{28A0092B-C50C-407E-A947-70E740481C1C}">
                           <a14:useLocalDpi xmlns:a14="http://schemas.microsoft.com/office/drawing/2010/main" val="0"/>
@@ -682,6 +1887,9 @@
         <w:spacing w:after="41"/>
       </w:pPr>
       <w:r>
+        <w:rPr>
+          <w:noProof/>
+        </w:rPr>
         <w:lastRenderedPageBreak/>
         <w:drawing>
           <wp:inline distT="0" distB="0" distL="0" distR="0" wp14:anchorId="199F40BA" wp14:editId="76DD6437">
@@ -699,7 +1907,7 @@
                     <pic:cNvPicPr/>
                   </pic:nvPicPr>
                   <pic:blipFill>
-                    <a:blip r:embed="rId11"/>
+                    <a:blip r:embed="rId12"/>
                     <a:stretch>
                       <a:fillRect/>
                     </a:stretch>
@@ -726,10 +1934,7 @@
         <w:ind w:left="1065" w:hanging="720"/>
       </w:pPr>
       <w:r>
-        <w:t xml:space="preserve">Assets and Network Images </w:t>
-      </w:r>
-      <w:r>
-        <w:t xml:space="preserve"> </w:t>
+        <w:t xml:space="preserve">Assets and Network Images  </w:t>
       </w:r>
     </w:p>
     <w:p>
@@ -763,12 +1968,21 @@
         </w:rPr>
         <w:t xml:space="preserve">Add assets to </w:t>
       </w:r>
+      <w:proofErr w:type="spellStart"/>
       <w:r>
         <w:rPr>
           <w:b/>
           <w:sz w:val="28"/>
         </w:rPr>
-        <w:t xml:space="preserve">pubspec.yml </w:t>
+        <w:t>pubspec.yml</w:t>
+      </w:r>
+      <w:proofErr w:type="spellEnd"/>
+      <w:r>
+        <w:rPr>
+          <w:b/>
+          <w:sz w:val="28"/>
+        </w:rPr>
+        <w:t xml:space="preserve"> </w:t>
       </w:r>
       <w:r>
         <w:rPr>
@@ -797,13 +2011,7 @@
         <w:rPr>
           <w:sz w:val="28"/>
         </w:rPr>
-        <w:t>Add image to your Project b</w:t>
-      </w:r>
-      <w:r>
-        <w:rPr>
-          <w:sz w:val="28"/>
-        </w:rPr>
-        <w:t xml:space="preserve">y using assets </w:t>
+        <w:t xml:space="preserve">Add image to your Project by using assets </w:t>
       </w:r>
       <w:r>
         <w:rPr>
@@ -2425,6 +3633,71 @@
       <w:szCs w:val="24"/>
     </w:rPr>
   </w:style>
+  <w:style w:type="paragraph" w:styleId="Title">
+    <w:name w:val="Title"/>
+    <w:basedOn w:val="Normal"/>
+    <w:next w:val="Normal"/>
+    <w:link w:val="TitleChar"/>
+    <w:uiPriority w:val="10"/>
+    <w:qFormat/>
+    <w:rsid w:val="00AB0652"/>
+    <w:pPr>
+      <w:spacing w:after="80" w:line="240" w:lineRule="auto"/>
+      <w:contextualSpacing/>
+    </w:pPr>
+    <w:rPr>
+      <w:rFonts w:asciiTheme="majorHAnsi" w:eastAsiaTheme="majorEastAsia" w:hAnsiTheme="majorHAnsi" w:cstheme="majorBidi"/>
+      <w:color w:val="auto"/>
+      <w:spacing w:val="-10"/>
+      <w:kern w:val="28"/>
+      <w:sz w:val="56"/>
+      <w:szCs w:val="56"/>
+      <w14:ligatures w14:val="standardContextual"/>
+    </w:rPr>
+  </w:style>
+  <w:style w:type="character" w:customStyle="1" w:styleId="TitleChar">
+    <w:name w:val="Title Char"/>
+    <w:basedOn w:val="DefaultParagraphFont"/>
+    <w:link w:val="Title"/>
+    <w:uiPriority w:val="10"/>
+    <w:rsid w:val="00AB0652"/>
+    <w:rPr>
+      <w:rFonts w:asciiTheme="majorHAnsi" w:eastAsiaTheme="majorEastAsia" w:hAnsiTheme="majorHAnsi" w:cstheme="majorBidi"/>
+      <w:spacing w:val="-10"/>
+      <w:kern w:val="28"/>
+      <w:sz w:val="56"/>
+      <w:szCs w:val="56"/>
+      <w14:ligatures w14:val="standardContextual"/>
+    </w:rPr>
+  </w:style>
+  <w:style w:type="paragraph" w:styleId="BodyText">
+    <w:name w:val="Body Text"/>
+    <w:basedOn w:val="Normal"/>
+    <w:link w:val="BodyTextChar"/>
+    <w:uiPriority w:val="99"/>
+    <w:semiHidden/>
+    <w:unhideWhenUsed/>
+    <w:rsid w:val="00AB0652"/>
+    <w:pPr>
+      <w:spacing w:after="120" w:line="276" w:lineRule="auto"/>
+    </w:pPr>
+    <w:rPr>
+      <w:rFonts w:asciiTheme="minorHAnsi" w:eastAsiaTheme="minorEastAsia" w:hAnsiTheme="minorHAnsi" w:cstheme="minorBidi"/>
+      <w:color w:val="auto"/>
+      <w:lang w:val="en-US" w:eastAsia="en-US"/>
+    </w:rPr>
+  </w:style>
+  <w:style w:type="character" w:customStyle="1" w:styleId="BodyTextChar">
+    <w:name w:val="Body Text Char"/>
+    <w:basedOn w:val="DefaultParagraphFont"/>
+    <w:link w:val="BodyText"/>
+    <w:uiPriority w:val="99"/>
+    <w:semiHidden/>
+    <w:rsid w:val="00AB0652"/>
+    <w:rPr>
+      <w:lang w:val="en-US" w:eastAsia="en-US"/>
+    </w:rPr>
+  </w:style>
 </w:styles>
 </file>
 
